--- a/flow/20230914_vu_template/drafts/2024-10-g/18-ПТ-ап. Луки.docx
+++ b/flow/20230914_vu_template/drafts/2024-10-g/18-ПТ-ап. Луки.docx
@@ -1549,7 +1549,7 @@
           <w:szCs w:val="24"/>
           <w:rtl w:val="0"/>
         </w:rPr>
-        <w:t xml:space="preserve"> Господи, Боже наш! Згадай нас грішних і недостойних слуг твоїх, коли призиваємо святе ім'я твоє, і не осороми нас, коли очікуємо милости твоєї, але вислухай, Господи, усі наші спасенні прохання, і вчини нас достойними любити і боятися тебе від усього серця нашого і творити в усьому волю твою. Бо ти є добрий і чоловіколюбний Бог, і тобі славу віддаємо: Отцю, і Сину, і Святому Духові, нині і повсякчас, і на віки віків. Амінь.</w:t>
+        <w:t xml:space="preserve"> Господи, Боже наш! Згадай нас грішних і недостойних слуг твоїх, коли призиваємо святе ім'я твоє, і не осороми нас, коли очікуємо милости твоєї, але вислухай, Господи, усі наші спасенні прохання, і вчини нас достойними любити і боятися тебе від усього серця нашого і творити в усьому волю твою. Бо ти є добрий і людинолюбний Бог, і тобі славу віддаємо: Отцю, і Сину, і Святому Духові, нині і повсякчас, і на віки віків. Амінь.</w:t>
       </w:r>
     </w:p>
     <w:p>
@@ -1609,7 +1609,7 @@
           <w:szCs w:val="24"/>
           <w:rtl w:val="0"/>
         </w:rPr>
-        <w:t xml:space="preserve"> Благословенний ти, Господи Боже, Вседержителю, що знаєш думки людські, що відаєш те, чого ми потребуємо, і багато більше, ніж ми просимо, або розуміємо. Самий ти, чоловіколюбний Царю, у всьому добрий, задовольни нас багатством твоїх ласк, щоб ми непостидною совістю призивали святе ім'я твоє; і не введи нас у спокусу, але визволь нас від злого, і провидінням твоїм дай нам усе корисне. Бо тобі належить усяка слава, честь і поклоніння: Отцю, і Сину, і Святому Духові, нині і повсякчас, і на віки віків. Амінь.</w:t>
+        <w:t xml:space="preserve"> Благословенний ти, Господи Боже, Вседержителю, що знаєш думки людські, що відаєш те, чого ми потребуємо, і багато більше, ніж ми просимо, або розуміємо. Самий ти, людинолюбний Царю, у всьому добрий, задовольни нас багатством твоїх ласк, щоб ми непостидною совістю призивали святе ім'я твоє; і не введи нас у спокусу, але визволь нас від злого, і провидінням твоїм дай нам усе корисне. Бо тобі належить усяка слава, честь і поклоніння: Отцю, і Сину, і Святому Духові, нині і повсякчас, і на віки віків. Амінь.</w:t>
       </w:r>
     </w:p>
     <w:p>
@@ -1676,7 +1676,7 @@
           <w:szCs w:val="24"/>
           <w:rtl w:val="0"/>
         </w:rPr>
-        <w:t xml:space="preserve"> Боже великий і дивний, що несказанною добрістю і багатим промислом усім управляєш, і дав нам земні добра й запевнив нам обіцяне царство уділеними ласками впродовж цього дня, остерігши нас від усякого лиха! Дай нам і решту непорочно докінчити перед святою твоєю славою і величати тебе одного і доброго, і чоловіколюбного Бога нашого. Бо ти Бог наш і тобі славу віддаємо: Отцю, і Сину, і Святому Духові, нині і повсякчас, і на віки віків. Амінь.</w:t>
+        <w:t xml:space="preserve"> Боже великий і дивний, що несказанною добрістю і багатим промислом усім управляєш, і дав нам земні добра й запевнив нам обіцяне царство уділеними ласками впродовж цього дня, остерігши нас від усякого лиха! Дай нам і решту непорочно докінчити перед святою твоєю славою і величати тебе одного і доброго, і людинолюбного Бога нашого. Бо ти Бог наш і тобі славу віддаємо: Отцю, і Сину, і Святому Духові, нині і повсякчас, і на віки віків. Амінь.</w:t>
       </w:r>
     </w:p>
     <w:p>
@@ -1706,7 +1706,7 @@
           <w:szCs w:val="24"/>
           <w:rtl w:val="0"/>
         </w:rPr>
-        <w:t xml:space="preserve"> Боже великий і вишній, в тебе одного є безсмертність і в світлі живеш недоступнім. Ти все створіння мудро створив, відокремив світло від темряви і сонце поклав, щоб правити днем, а місяць і зорі, щоб володіли ніччю, нас же грішних вчинив достойними і в теперішню годину стати перед твоїм обличчям, щоб тебе визнавати і принести тобі вечірнє славослов'я. Направ, Чоловіколюбче, молитву нашу, немов кадило, перед тобою і прийми її, як благовонний запах. Дай нам мирний цей вечір і близьку вже ніч; зодягни нас у броню світла; визволь нас від нічного страху і всякої речі, що в темряві з'являється, і дай сон, що його ти дарував на відпочинок нашій немічності, вільний від усякого маріння диявольського. Владико, давче добра, хай і на нашій постелі, бувши тобі милими, згадуємо вночі твоє ім'я і, просвічувані навчанням твоїх заповідей, встанемо в душевній радості до звеличування твоєї доброти, приносячи твоєму милосердю молитви і моління, за наші і всіх твоїх людей провини. Відвідай їх задля молитов святої Богородиці. Бо ти є добрий і чоловіколюбний Бог, і тобі віддаємо славу: Отцю, і Сину, і Святому Духові, нині і повсякчас, і на віки віків. Амінь.</w:t>
+        <w:t xml:space="preserve"> Боже великий і вишній, в тебе одного є безсмертність і в світлі живеш недоступнім. Ти все створіння мудро створив, відокремив світло від темряви і сонце поклав, щоб правити днем, а місяць і зорі, щоб володіли ніччю, нас же грішних вчинив достойними і в теперішню годину стати перед твоїм обличчям, щоб тебе визнавати і принести тобі вечірнє славослов'я. Направ, Людинолюбче, молитву нашу, немов кадило, перед тобою і прийми її, як благовонний запах. Дай нам мирний цей вечір і близьку вже ніч; зодягни нас у броню світла; визволь нас від нічного страху і всякої речі, що в темряві з'являється, і дай сон, що його ти дарував на відпочинок нашій немічності, вільний від усякого маріння диявольського. Владико, давче добра, хай і на нашій постелі, бувши тобі милими, згадуємо вночі твоє ім'я і, просвічувані навчанням твоїх заповідей, встанемо в душевній радості до звеличування твоєї доброти, приносячи твоєму милосердю молитви і моління, за наші і всіх твоїх людей провини. Відвідай їх задля молитов святої Богородиці. Бо ти є добрий і людинолюбний Бог, і тобі віддаємо славу: Отцю, і Сину, і Святому Духові, нині і повсякчас, і на віки віків. Амінь.</w:t>
       </w:r>
     </w:p>
     <w:p>
@@ -5138,7 +5138,7 @@
           <w:szCs w:val="24"/>
           <w:rtl w:val="0"/>
         </w:rPr>
-        <w:t xml:space="preserve"> Хто ж тебе не прославлятиме, Пресвята Діво?* Або хто не оспівуватиме твого пречистого Різдва?* Син бо єдинородний, що предвічно засяяв від Отця,* той вийшов з тебе, Чиста, воплотившись несказанно.* Бувши з природи Богом, став задля нас правдивим чоловіком;* неподільний на дві особи,* але пізнавальний у двох незлитих природах.* Його моли, чиста Всеблаженна,* щоб помилував душі наші.</w:t>
+        <w:t xml:space="preserve"> Хто ж тебе не прославлятиме, Пресвята Діво?* Або хто не оспівуватиме твого пречистого Різдва?* Син бо єдинородний, що предвічно засяяв від Отця,* той вийшов з тебе, Чиста, воплотившись несказанно.* Бувши з природи Богом, став задля нас правдивим людинаом;* неподільний на дві особи,* але пізнавальний у двох незлитих природах.* Його моли, чиста Всеблаженна,* щоб помилував душі наші.</w:t>
       </w:r>
     </w:p>
     <w:p>
@@ -5285,7 +5285,7 @@
           <w:szCs w:val="24"/>
           <w:rtl w:val="0"/>
         </w:rPr>
-        <w:t xml:space="preserve">Добрий Чоловіколюбче Царю, що все благословляєш! Молимось тобі наполегливо, серцем сокрушеним і духом смиренним: Благослови наші входи і виходи, Христе, істинний Боже наш. Бо прихід твій, і вознесіння, і пожиття з людьми завжди благословенне: нині і повсякчас, і на віки віків. Амінь.</w:t>
+        <w:t>Добрий Людинолюбче Царю, що все благословляєш! Молимось тобі наполегливо, серцем сокрушеним і духом смиренним: Благослови наші входи і виходи, Христе, істинний Боже наш. Бо прихід твій, і вознесіння, і пожиття з людьми завжди благословенне: нині і повсякчас, і на віки віків. Амінь.</w:t>
       </w:r>
     </w:p>
     <w:p>
@@ -5575,87 +5575,412 @@
     </w:p>
     <w:p>
       <w:pPr>
-        <w:rPr/>
-      </w:pPr>
-      <w:r>
-        <w:rPr>
-          <w:rFonts w:ascii="Times New Roman" w:cs="Times New Roman" w:eastAsia="Times New Roman" w:hAnsi="Times New Roman"/>
-          <w:i w:val="1"/>
-          <w:color w:val="ff0000"/>
-          <w:sz w:val="24"/>
-          <w:szCs w:val="24"/>
-          <w:rtl w:val="0"/>
-        </w:rPr>
-        <w:t xml:space="preserve">Псалом 120 (г. 6):</w:t>
-      </w:r>
-      <w:r>
-        <w:rPr>
-          <w:rtl w:val="0"/>
-        </w:rPr>
-      </w:r>
-    </w:p>
-    <w:p>
-      <w:pPr>
-        <w:rPr/>
-      </w:pPr>
-      <w:r>
-        <w:rPr>
-          <w:rFonts w:ascii="Times New Roman" w:cs="Times New Roman" w:eastAsia="Times New Roman" w:hAnsi="Times New Roman"/>
-          <w:b w:val="1"/>
-          <w:color w:val="000000"/>
-          <w:sz w:val="24"/>
-          <w:szCs w:val="24"/>
-          <w:rtl w:val="0"/>
-        </w:rPr>
-        <w:t xml:space="preserve">Допомога моя від Господа,* що створив небо і землю.</w:t>
-      </w:r>
-      <w:r>
-        <w:rPr>
-          <w:rtl w:val="0"/>
-        </w:rPr>
-      </w:r>
-    </w:p>
-    <w:p>
-      <w:pPr>
-        <w:rPr/>
-      </w:pPr>
-      <w:r>
-        <w:rPr>
-          <w:rFonts w:ascii="Times New Roman" w:cs="Times New Roman" w:eastAsia="Times New Roman" w:hAnsi="Times New Roman"/>
-          <w:i w:val="1"/>
-          <w:color w:val="ff0000"/>
-          <w:sz w:val="24"/>
-          <w:szCs w:val="24"/>
-          <w:rtl w:val="0"/>
-        </w:rPr>
-        <w:t xml:space="preserve">Стих:</w:t>
-      </w:r>
-      <w:r>
-        <w:rPr>
-          <w:rFonts w:ascii="Times New Roman" w:cs="Times New Roman" w:eastAsia="Times New Roman" w:hAnsi="Times New Roman"/>
-          <w:i w:val="1"/>
-          <w:color w:val="000000"/>
-          <w:sz w:val="24"/>
-          <w:szCs w:val="24"/>
-          <w:rtl w:val="0"/>
+        <w:pStyle w:val="Normal"/>
+        <w:spacing w:after="120"/>
+      </w:pPr>
+      <w:r>
+        <w:rPr>
+          <w:rFonts w:ascii="Times New Roman" w:hAnsi="Times New Roman"/>
+          <w:i/>
+          <w:color w:val="FF0000"/>
+          <w:sz w:val="24"/>
+        </w:rPr>
+        <w:t>(г.</w:t>
+      </w:r>
+      <w:r>
+        <w:rPr>
+          <w:rFonts w:ascii="Times New Roman" w:hAnsi="Times New Roman"/>
+          <w:i/>
+          <w:color w:val="FF0000"/>
+          <w:sz w:val="24"/>
         </w:rPr>
         <w:t xml:space="preserve"> </w:t>
       </w:r>
       <w:r>
         <w:rPr>
-          <w:rFonts w:ascii="Times New Roman" w:cs="Times New Roman" w:eastAsia="Times New Roman" w:hAnsi="Times New Roman"/>
-          <w:color w:val="000000"/>
-          <w:sz w:val="24"/>
-          <w:szCs w:val="24"/>
+          <w:rFonts w:ascii="Times New Roman" w:hAnsi="Times New Roman"/>
+          <w:i/>
+          <w:color w:val="FF0000"/>
+          <w:sz w:val="24"/>
+        </w:rPr>
+        <w:t>6):</w:t>
+      </w:r>
+      <w:r>
+        <w:rPr>
+          <w:rFonts w:ascii="Times New Roman" w:hAnsi="Times New Roman"/>
+          <w:i/>
+          <w:color w:val="FF0000"/>
+          <w:sz w:val="24"/>
+        </w:rPr>
+        <w:t xml:space="preserve"> </w:t>
+      </w:r>
+      <w:r>
+        <w:rPr>
+          <w:rFonts w:ascii="Times New Roman" w:hAnsi="Times New Roman"/>
+          <w:b/>
+          <w:sz w:val="24"/>
+        </w:rPr>
+        <w:t>Допомо́га</w:t>
+      </w:r>
+      <w:r>
+        <w:rPr>
+          <w:rFonts w:ascii="Times New Roman" w:hAnsi="Times New Roman"/>
+          <w:b/>
+          <w:sz w:val="24"/>
+        </w:rPr>
+        <w:t xml:space="preserve"> </w:t>
+      </w:r>
+      <w:r>
+        <w:rPr>
+          <w:rFonts w:ascii="Times New Roman" w:hAnsi="Times New Roman"/>
+          <w:b/>
+          <w:sz w:val="24"/>
+        </w:rPr>
+        <w:t>моя́</w:t>
+      </w:r>
+      <w:r>
+        <w:rPr>
+          <w:rFonts w:ascii="Times New Roman" w:hAnsi="Times New Roman"/>
+          <w:b/>
+          <w:sz w:val="24"/>
+        </w:rPr>
+        <w:t xml:space="preserve"> </w:t>
+      </w:r>
+      <w:r>
+        <w:rPr>
+          <w:rFonts w:ascii="Times New Roman" w:hAnsi="Times New Roman"/>
+          <w:b/>
+          <w:sz w:val="24"/>
+        </w:rPr>
+        <w:t>від</w:t>
+      </w:r>
+      <w:r>
+        <w:rPr>
+          <w:rFonts w:ascii="Times New Roman" w:hAnsi="Times New Roman"/>
+          <w:b/>
+          <w:sz w:val="24"/>
+        </w:rPr>
+        <w:t xml:space="preserve"> </w:t>
+      </w:r>
+      <w:r>
+        <w:rPr>
+          <w:rFonts w:ascii="Times New Roman" w:hAnsi="Times New Roman"/>
+          <w:b/>
+          <w:sz w:val="24"/>
+        </w:rPr>
+        <w:t>Го́спода*</w:t>
+      </w:r>
+      <w:r>
+        <w:rPr>
+          <w:rFonts w:ascii="Times New Roman" w:hAnsi="Times New Roman"/>
+          <w:b/>
+          <w:sz w:val="24"/>
+        </w:rPr>
+        <w:t xml:space="preserve"> </w:t>
+      </w:r>
+      <w:r>
+        <w:rPr>
+          <w:rFonts w:ascii="Times New Roman" w:hAnsi="Times New Roman"/>
+          <w:b/>
+          <w:sz w:val="24"/>
+        </w:rPr>
+        <w:t>що</w:t>
+      </w:r>
+      <w:r>
+        <w:rPr>
+          <w:rFonts w:ascii="Times New Roman" w:hAnsi="Times New Roman"/>
+          <w:b/>
+          <w:sz w:val="24"/>
+        </w:rPr>
+        <w:t xml:space="preserve"> </w:t>
+      </w:r>
+      <w:r>
+        <w:rPr>
+          <w:rFonts w:ascii="Times New Roman" w:hAnsi="Times New Roman"/>
+          <w:b/>
+          <w:sz w:val="24"/>
+        </w:rPr>
+        <w:t>сотвори́в</w:t>
+      </w:r>
+      <w:r>
+        <w:rPr>
+          <w:rFonts w:ascii="Times New Roman" w:hAnsi="Times New Roman"/>
+          <w:b/>
+          <w:sz w:val="24"/>
+        </w:rPr>
+        <w:t xml:space="preserve"> </w:t>
+      </w:r>
+      <w:r>
+        <w:rPr>
+          <w:rFonts w:ascii="Times New Roman" w:hAnsi="Times New Roman"/>
+          <w:b/>
+          <w:sz w:val="24"/>
+        </w:rPr>
+        <w:t>не́бо</w:t>
+      </w:r>
+      <w:r>
+        <w:rPr>
+          <w:rFonts w:ascii="Times New Roman" w:hAnsi="Times New Roman"/>
+          <w:b/>
+          <w:sz w:val="24"/>
+        </w:rPr>
+        <w:t xml:space="preserve"> </w:t>
+      </w:r>
+      <w:r>
+        <w:rPr>
+          <w:rFonts w:ascii="Times New Roman" w:hAnsi="Times New Roman"/>
+          <w:b/>
+          <w:sz w:val="24"/>
+        </w:rPr>
+        <w:t>і</w:t>
+      </w:r>
+      <w:r>
+        <w:rPr>
+          <w:rFonts w:ascii="Times New Roman" w:hAnsi="Times New Roman"/>
+          <w:b/>
+          <w:sz w:val="24"/>
+        </w:rPr>
+        <w:t xml:space="preserve"> </w:t>
+      </w:r>
+      <w:r>
+        <w:rPr>
+          <w:rFonts w:ascii="Times New Roman" w:hAnsi="Times New Roman"/>
+          <w:b/>
+          <w:sz w:val="24"/>
+        </w:rPr>
+        <w:t>зе́млю</w:t>
+      </w:r>
+      <w:r>
+        <w:rPr>
+          <w:rFonts w:ascii="Times New Roman" w:hAnsi="Times New Roman"/>
+          <w:i/>
+          <w:color w:val="FF0000"/>
+          <w:sz w:val="24"/>
+        </w:rPr>
+        <w:t xml:space="preserve"> </w:t>
+      </w:r>
+      <w:r>
+        <w:rPr>
+          <w:rFonts w:ascii="Times New Roman" w:hAnsi="Times New Roman"/>
+          <w:i/>
+          <w:color w:val="FF0000"/>
+          <w:sz w:val="24"/>
+        </w:rPr>
+        <w:t>(Пс.</w:t>
+      </w:r>
+      <w:r>
+        <w:rPr>
+          <w:rFonts w:ascii="Times New Roman" w:hAnsi="Times New Roman"/>
+          <w:i/>
+          <w:color w:val="FF0000"/>
+          <w:sz w:val="24"/>
+        </w:rPr>
+        <w:t xml:space="preserve"> </w:t>
+      </w:r>
+      <w:r>
+        <w:rPr>
+          <w:rFonts w:ascii="Times New Roman" w:hAnsi="Times New Roman"/>
+          <w:i/>
+          <w:color w:val="FF0000"/>
+          <w:sz w:val="24"/>
+        </w:rPr>
+        <w:t>120,2).</w:t>
+      </w:r>
+    </w:p>
+    <w:p>
+      <w:pPr>
+        <w:pStyle w:val="Normal"/>
+        <w:spacing w:after="120"/>
+      </w:pPr>
+      <w:r>
+        <w:rPr>
+          <w:rFonts w:ascii="Times New Roman" w:hAnsi="Times New Roman"/>
+          <w:i/>
+          <w:color w:val="FF0000"/>
+          <w:sz w:val="24"/>
+        </w:rPr>
+        <w:t>Стих:</w:t>
+      </w:r>
+      <w:r>
+        <w:rPr>
+          <w:rFonts w:ascii="Times New Roman" w:hAnsi="Times New Roman"/>
+          <w:i/>
+          <w:color w:val="FF0000"/>
+          <w:sz w:val="24"/>
+        </w:rPr>
+        <w:t xml:space="preserve"> </w:t>
+      </w:r>
+      <w:r>
+        <w:rPr>
+          <w:rFonts w:ascii="Times New Roman" w:hAnsi="Times New Roman"/>
+          <w:sz w:val="24"/>
           <w:u w:val="single"/>
-          <w:rtl w:val="0"/>
-        </w:rPr>
-        <w:t xml:space="preserve">Очі мої підводжу я вгору, звідки прийде моя допомога.</w:t>
-      </w:r>
-      <w:r>
-        <w:rPr>
-          <w:rtl w:val="0"/>
-        </w:rPr>
+        </w:rPr>
+        <w:t>О́чі</w:t>
+      </w:r>
+      <w:r>
+        <w:rPr>
+          <w:rFonts w:ascii="Times New Roman" w:hAnsi="Times New Roman"/>
+          <w:sz w:val="24"/>
+          <w:u w:val="single"/>
+        </w:rPr>
+        <w:t xml:space="preserve"> </w:t>
+      </w:r>
+      <w:r>
+        <w:rPr>
+          <w:rFonts w:ascii="Times New Roman" w:hAnsi="Times New Roman"/>
+          <w:sz w:val="24"/>
+          <w:u w:val="single"/>
+        </w:rPr>
+        <w:t>мої́</w:t>
+      </w:r>
+      <w:r>
+        <w:rPr>
+          <w:rFonts w:ascii="Times New Roman" w:hAnsi="Times New Roman"/>
+          <w:sz w:val="24"/>
+          <w:u w:val="single"/>
+        </w:rPr>
+        <w:t xml:space="preserve"> </w:t>
+      </w:r>
+      <w:r>
+        <w:rPr>
+          <w:rFonts w:ascii="Times New Roman" w:hAnsi="Times New Roman"/>
+          <w:sz w:val="24"/>
+          <w:u w:val="single"/>
+        </w:rPr>
+        <w:t>підво́джу</w:t>
+      </w:r>
+      <w:r>
+        <w:rPr>
+          <w:rFonts w:ascii="Times New Roman" w:hAnsi="Times New Roman"/>
+          <w:sz w:val="24"/>
+          <w:u w:val="single"/>
+        </w:rPr>
+        <w:t xml:space="preserve"> </w:t>
+      </w:r>
+      <w:r>
+        <w:rPr>
+          <w:rFonts w:ascii="Times New Roman" w:hAnsi="Times New Roman"/>
+          <w:sz w:val="24"/>
+          <w:u w:val="single"/>
+        </w:rPr>
+        <w:t>я</w:t>
+      </w:r>
+      <w:r>
+        <w:rPr>
+          <w:rFonts w:ascii="Times New Roman" w:hAnsi="Times New Roman"/>
+          <w:sz w:val="24"/>
+          <w:u w:val="single"/>
+        </w:rPr>
+        <w:t xml:space="preserve"> </w:t>
+      </w:r>
+      <w:r>
+        <w:rPr>
+          <w:rFonts w:ascii="Times New Roman" w:hAnsi="Times New Roman"/>
+          <w:sz w:val="24"/>
+          <w:u w:val="single"/>
+        </w:rPr>
+        <w:t>вго́ру,</w:t>
+      </w:r>
+      <w:r>
+        <w:rPr>
+          <w:rFonts w:ascii="Times New Roman" w:hAnsi="Times New Roman"/>
+          <w:sz w:val="24"/>
+          <w:u w:val="single"/>
+        </w:rPr>
+        <w:t xml:space="preserve"> </w:t>
+      </w:r>
+      <w:r>
+        <w:rPr>
+          <w:rFonts w:ascii="Times New Roman" w:hAnsi="Times New Roman"/>
+          <w:sz w:val="24"/>
+          <w:u w:val="single"/>
+        </w:rPr>
+        <w:t>зві́дки</w:t>
+      </w:r>
+      <w:r>
+        <w:rPr>
+          <w:rFonts w:ascii="Times New Roman" w:hAnsi="Times New Roman"/>
+          <w:sz w:val="24"/>
+          <w:u w:val="single"/>
+        </w:rPr>
+        <w:t xml:space="preserve"> </w:t>
+      </w:r>
+      <w:r>
+        <w:rPr>
+          <w:rFonts w:ascii="Times New Roman" w:hAnsi="Times New Roman"/>
+          <w:sz w:val="24"/>
+          <w:u w:val="single"/>
+        </w:rPr>
+        <w:t>при́йде</w:t>
+      </w:r>
+      <w:r>
+        <w:rPr>
+          <w:rFonts w:ascii="Times New Roman" w:hAnsi="Times New Roman"/>
+          <w:sz w:val="24"/>
+          <w:u w:val="single"/>
+        </w:rPr>
+        <w:t xml:space="preserve"> </w:t>
+      </w:r>
+      <w:r>
+        <w:rPr>
+          <w:rFonts w:ascii="Times New Roman" w:hAnsi="Times New Roman"/>
+          <w:sz w:val="24"/>
+          <w:u w:val="single"/>
+        </w:rPr>
+        <w:t>моя́</w:t>
+      </w:r>
+      <w:r>
+        <w:rPr>
+          <w:rFonts w:ascii="Times New Roman" w:hAnsi="Times New Roman"/>
+          <w:sz w:val="24"/>
+          <w:u w:val="single"/>
+        </w:rPr>
+        <w:t xml:space="preserve"> </w:t>
+      </w:r>
+      <w:r>
+        <w:rPr>
+          <w:rFonts w:ascii="Times New Roman" w:hAnsi="Times New Roman"/>
+          <w:sz w:val="24"/>
+          <w:u w:val="single"/>
+        </w:rPr>
+        <w:t>допомо́га</w:t>
+      </w:r>
+      <w:r>
+        <w:rPr>
+          <w:rFonts w:ascii="Times New Roman" w:hAnsi="Times New Roman"/>
+          <w:i/>
+          <w:color w:val="FF0000"/>
+          <w:sz w:val="24"/>
+        </w:rPr>
+        <w:t xml:space="preserve"> </w:t>
+      </w:r>
+      <w:r>
+        <w:rPr>
+          <w:rFonts w:ascii="Times New Roman" w:hAnsi="Times New Roman"/>
+          <w:i/>
+          <w:color w:val="FF0000"/>
+          <w:sz w:val="24"/>
+        </w:rPr>
+        <w:t>(Пс.</w:t>
+      </w:r>
+      <w:r>
+        <w:rPr>
+          <w:rFonts w:ascii="Times New Roman" w:hAnsi="Times New Roman"/>
+          <w:i/>
+          <w:color w:val="FF0000"/>
+          <w:sz w:val="24"/>
+        </w:rPr>
+        <w:t xml:space="preserve"> </w:t>
+      </w:r>
+      <w:r>
+        <w:rPr>
+          <w:rFonts w:ascii="Times New Roman" w:hAnsi="Times New Roman"/>
+          <w:i/>
+          <w:color w:val="FF0000"/>
+          <w:sz w:val="24"/>
+        </w:rPr>
+        <w:t>120,1).</w:t>
       </w:r>
     </w:p>
     <w:p>
@@ -7562,7 +7887,7 @@
           <w:u w:val="single"/>
           <w:rtl w:val="0"/>
         </w:rPr>
-        <w:t xml:space="preserve">[Боже великий і вишній, в тебе одного є безсмертність і в світлі живеш недоступнім. Ти все створіння мудро створив, відокремив світло від темряви і сонце поклав, щоб правити днем, а місяць і зорі, щоб володіли ніччю, нас же грішних вчинив достойними і в теперішню годину стати перед твоїм обличчям, щоб тебе визнавати і принести тобі вечірнє славослов'я. Направ, Чоловіколюбче, молитву нашу, немов кадило, перед тобою і прийми її, як благовонний запах. Дай нам мирний цей вечір і близьку вже ніч; зодягни нас у броню світла; визволь нас від нічного страху і всякої речі, що в темряві з'являється, і дай сон, що його ти дарував на відпочинок нашій немічності, вільний від усякого маріння диявольського. Владико, давче добра, хай і на нашій постелі, бувши тобі милими, згадуємо вночі твоє ім'я і, просвічувані навчанням твоїх заповідей, встанемо в душевній радості до звеличування твоєї доброти, приносячи твоєму милосердю молитви і моління, за наші і всіх твоїх людей провини. Відвідай їх задля молитов святої Богородиці.]</w:t>
+        <w:t>[Боже великий і вишній, в тебе одного є безсмертність і в світлі живеш недоступнім. Ти все створіння мудро створив, відокремив світло від темряви і сонце поклав, щоб правити днем, а місяць і зорі, щоб володіли ніччю, нас же грішних вчинив достойними і в теперішню годину стати перед твоїм обличчям, щоб тебе визнавати і принести тобі вечірнє славослов'я. Направ, Людинолюбче, молитву нашу, немов кадило, перед тобою і прийми її, як благовонний запах. Дай нам мирний цей вечір і близьку вже ніч; зодягни нас у броню світла; визволь нас від нічного страху і всякої речі, що в темряві з'являється, і дай сон, що його ти дарував на відпочинок нашій немічності, вільний від усякого маріння диявольського. Владико, давче добра, хай і на нашій постелі, бувши тобі милими, згадуємо вночі твоє ім'я і, просвічувані навчанням твоїх заповідей, встанемо в душевній радості до звеличування твоєї доброти, приносячи твоєму милосердю молитви і моління, за наші і всіх твоїх людей провини. Відвідай їх задля молитов святої Богородиці.]</w:t>
       </w:r>
     </w:p>
     <w:p>
@@ -7819,49 +8144,374 @@
           <w:szCs w:val="24"/>
           <w:rtl w:val="0"/>
         </w:rPr>
-        <w:t xml:space="preserve"> Господи, Боже наш, що прихилив небо і зійшов на спасіння людського роду! Зглянься на слуг твоїх і на спадкоємство твоє, бо перед тобою, страшним і чоловіколюбним Суддею, слуги твої схилили свої голови і зігнули свої шиї, не від людей очікуючи допомоги, але на твою надіючись милість і твого очікуючи спасіння; тож оберігай їх повсякчасно, і в цей вечір, і в прийдешню ніч збережи від усякого ворога, і від будь-якого зазіхання диявольського, і від думок марних, і спогадів лукавих.</w:t>
-      </w:r>
-    </w:p>
-    <w:p>
-      <w:pPr>
-        <w:spacing w:after="120" w:lineRule="auto"/>
-        <w:rPr/>
-      </w:pPr>
-      <w:r>
-        <w:rPr>
-          <w:rFonts w:ascii="Times New Roman" w:cs="Times New Roman" w:eastAsia="Times New Roman" w:hAnsi="Times New Roman"/>
-          <w:i w:val="1"/>
-          <w:color w:val="ff0000"/>
-          <w:sz w:val="24"/>
-          <w:szCs w:val="24"/>
-          <w:rtl w:val="0"/>
-        </w:rPr>
-        <w:t xml:space="preserve">Священик:</w:t>
-      </w:r>
-      <w:r>
-        <w:rPr>
-          <w:rFonts w:ascii="Times New Roman" w:cs="Times New Roman" w:eastAsia="Times New Roman" w:hAnsi="Times New Roman"/>
-          <w:color w:val="ff0000"/>
-          <w:sz w:val="24"/>
-          <w:szCs w:val="24"/>
-          <w:rtl w:val="0"/>
+        <w:t xml:space="preserve"> Господи, Боже наш, що прихилив небо і зійшов на спасіння людського роду! Зглянься на слуг твоїх і на спадкоємство твоє, бо перед тобою, страшним і людинолюбним Суддею, слуги твої схилили свої голови і зігнули свої шиї, не від людей очікуючи допомоги, але на твою надіючись милість і твого очікуючи спасіння; тож оберігай їх повсякчасно, і в цей вечір, і в прийдешню ніч збережи від усякого ворога, і від будь-якого зазіхання диявольського, і від думок марних, і спогадів лукавих.</w:t>
+      </w:r>
+    </w:p>
+    <w:p>
+      <w:pPr>
+        <w:pStyle w:val="Normal"/>
+        <w:spacing w:after="120"/>
+      </w:pPr>
+      <w:r>
+        <w:rPr>
+          <w:rFonts w:ascii="Times New Roman" w:hAnsi="Times New Roman"/>
+          <w:i/>
+          <w:color w:val="FF0000"/>
+          <w:sz w:val="24"/>
+        </w:rPr>
+        <w:t>Священик:</w:t>
+      </w:r>
+      <w:r>
+        <w:rPr>
+          <w:rFonts w:ascii="Times New Roman" w:hAnsi="Times New Roman"/>
+          <w:color w:val="FF0000"/>
+          <w:sz w:val="24"/>
         </w:rPr>
         <w:t xml:space="preserve"> </w:t>
       </w:r>
       <w:r>
         <w:rPr>
-          <w:rFonts w:ascii="Times New Roman" w:cs="Times New Roman" w:eastAsia="Times New Roman" w:hAnsi="Times New Roman"/>
-          <w:color w:val="000000"/>
-          <w:sz w:val="24"/>
-          <w:szCs w:val="24"/>
-          <w:rtl w:val="0"/>
-        </w:rPr>
-        <w:t xml:space="preserve">Нехай буде влада царства Твого благословенна і дуже прославлена: Отця, і Сина, і Святого Духа, нині і повсякчас, і на віки віків.</w:t>
-      </w:r>
-      <w:r>
-        <w:rPr>
-          <w:rtl w:val="0"/>
-        </w:rPr>
+          <w:rFonts w:ascii="Times New Roman" w:hAnsi="Times New Roman"/>
+          <w:color w:val="000000"/>
+          <w:sz w:val="24"/>
+        </w:rPr>
+        <w:t>Нехай</w:t>
+      </w:r>
+      <w:r>
+        <w:rPr>
+          <w:rFonts w:ascii="Times New Roman" w:hAnsi="Times New Roman"/>
+          <w:color w:val="000000"/>
+          <w:sz w:val="24"/>
+        </w:rPr>
+        <w:t xml:space="preserve"> </w:t>
+      </w:r>
+      <w:r>
+        <w:rPr>
+          <w:rFonts w:ascii="Times New Roman" w:hAnsi="Times New Roman"/>
+          <w:color w:val="000000"/>
+          <w:sz w:val="24"/>
+        </w:rPr>
+        <w:t>буде</w:t>
+      </w:r>
+      <w:r>
+        <w:rPr>
+          <w:rFonts w:ascii="Times New Roman" w:hAnsi="Times New Roman"/>
+          <w:color w:val="000000"/>
+          <w:sz w:val="24"/>
+        </w:rPr>
+        <w:t xml:space="preserve"> </w:t>
+      </w:r>
+      <w:r>
+        <w:rPr>
+          <w:rFonts w:ascii="Times New Roman" w:hAnsi="Times New Roman"/>
+          <w:color w:val="000000"/>
+          <w:sz w:val="24"/>
+        </w:rPr>
+        <w:t>влада</w:t>
+      </w:r>
+      <w:r>
+        <w:rPr>
+          <w:rFonts w:ascii="Times New Roman" w:hAnsi="Times New Roman"/>
+          <w:color w:val="000000"/>
+          <w:sz w:val="24"/>
+        </w:rPr>
+        <w:t xml:space="preserve"> </w:t>
+      </w:r>
+      <w:r>
+        <w:rPr>
+          <w:rFonts w:ascii="Times New Roman" w:hAnsi="Times New Roman"/>
+          <w:color w:val="000000"/>
+          <w:sz w:val="24"/>
+        </w:rPr>
+        <w:t>царства</w:t>
+      </w:r>
+      <w:r>
+        <w:rPr>
+          <w:rFonts w:ascii="Times New Roman" w:hAnsi="Times New Roman"/>
+          <w:color w:val="000000"/>
+          <w:sz w:val="24"/>
+        </w:rPr>
+        <w:t xml:space="preserve"> </w:t>
+      </w:r>
+      <w:r>
+        <w:rPr>
+          <w:rFonts w:ascii="Times New Roman" w:hAnsi="Times New Roman"/>
+          <w:color w:val="000000"/>
+          <w:sz w:val="24"/>
+        </w:rPr>
+        <w:t>Твого</w:t>
+      </w:r>
+      <w:r>
+        <w:rPr>
+          <w:rFonts w:ascii="Times New Roman" w:hAnsi="Times New Roman"/>
+          <w:color w:val="000000"/>
+          <w:sz w:val="24"/>
+        </w:rPr>
+        <w:t xml:space="preserve"> </w:t>
+      </w:r>
+      <w:r>
+        <w:rPr>
+          <w:rFonts w:ascii="Times New Roman" w:hAnsi="Times New Roman"/>
+          <w:color w:val="000000"/>
+          <w:sz w:val="24"/>
+        </w:rPr>
+        <w:t>благословенна</w:t>
+      </w:r>
+      <w:r>
+        <w:rPr>
+          <w:rFonts w:ascii="Times New Roman" w:hAnsi="Times New Roman"/>
+          <w:color w:val="000000"/>
+          <w:sz w:val="24"/>
+        </w:rPr>
+        <w:t xml:space="preserve"> </w:t>
+      </w:r>
+      <w:r>
+        <w:rPr>
+          <w:rFonts w:ascii="Times New Roman" w:hAnsi="Times New Roman"/>
+          <w:color w:val="000000"/>
+          <w:sz w:val="24"/>
+        </w:rPr>
+        <w:t>і</w:t>
+      </w:r>
+      <w:r>
+        <w:rPr>
+          <w:rFonts w:ascii="Times New Roman" w:hAnsi="Times New Roman"/>
+          <w:color w:val="000000"/>
+          <w:sz w:val="24"/>
+        </w:rPr>
+        <w:t xml:space="preserve"> </w:t>
+      </w:r>
+      <w:r>
+        <w:rPr>
+          <w:rFonts w:ascii="Times New Roman" w:hAnsi="Times New Roman"/>
+          <w:color w:val="000000"/>
+          <w:sz w:val="24"/>
+        </w:rPr>
+        <w:t>дуже</w:t>
+      </w:r>
+      <w:r>
+        <w:rPr>
+          <w:rFonts w:ascii="Times New Roman" w:hAnsi="Times New Roman"/>
+          <w:color w:val="000000"/>
+          <w:sz w:val="24"/>
+        </w:rPr>
+        <w:t xml:space="preserve"> </w:t>
+      </w:r>
+      <w:r>
+        <w:rPr>
+          <w:rFonts w:ascii="Times New Roman" w:hAnsi="Times New Roman"/>
+          <w:color w:val="000000"/>
+          <w:sz w:val="24"/>
+        </w:rPr>
+        <w:t>прославлена:</w:t>
+      </w:r>
+      <w:r>
+        <w:rPr>
+          <w:rFonts w:ascii="Times New Roman" w:hAnsi="Times New Roman"/>
+          <w:color w:val="000000"/>
+          <w:sz w:val="24"/>
+        </w:rPr>
+        <w:t xml:space="preserve"> </w:t>
+      </w:r>
+      <w:r>
+        <w:rPr>
+          <w:rFonts w:ascii="Times New Roman" w:hAnsi="Times New Roman"/>
+          <w:color w:val="000000"/>
+          <w:sz w:val="24"/>
+        </w:rPr>
+        <w:t>Отця,</w:t>
+      </w:r>
+      <w:r>
+        <w:rPr>
+          <w:rFonts w:ascii="Times New Roman" w:hAnsi="Times New Roman"/>
+          <w:color w:val="000000"/>
+          <w:sz w:val="24"/>
+        </w:rPr>
+        <w:t xml:space="preserve"> </w:t>
+      </w:r>
+      <w:r>
+        <w:rPr>
+          <w:rFonts w:ascii="Times New Roman" w:hAnsi="Times New Roman"/>
+          <w:color w:val="000000"/>
+          <w:sz w:val="24"/>
+        </w:rPr>
+        <w:t>і</w:t>
+      </w:r>
+      <w:r>
+        <w:rPr>
+          <w:rFonts w:ascii="Times New Roman" w:hAnsi="Times New Roman"/>
+          <w:color w:val="000000"/>
+          <w:sz w:val="24"/>
+        </w:rPr>
+        <w:t xml:space="preserve"> </w:t>
+      </w:r>
+      <w:r>
+        <w:rPr>
+          <w:rFonts w:ascii="Times New Roman" w:hAnsi="Times New Roman"/>
+          <w:color w:val="000000"/>
+          <w:sz w:val="24"/>
+        </w:rPr>
+        <w:t>Сина,</w:t>
+      </w:r>
+      <w:r>
+        <w:rPr>
+          <w:rFonts w:ascii="Times New Roman" w:hAnsi="Times New Roman"/>
+          <w:color w:val="000000"/>
+          <w:sz w:val="24"/>
+        </w:rPr>
+        <w:t xml:space="preserve"> </w:t>
+      </w:r>
+      <w:r>
+        <w:rPr>
+          <w:rFonts w:ascii="Times New Roman" w:hAnsi="Times New Roman"/>
+          <w:color w:val="000000"/>
+          <w:sz w:val="24"/>
+        </w:rPr>
+        <w:t>і</w:t>
+      </w:r>
+      <w:r>
+        <w:rPr>
+          <w:rFonts w:ascii="Times New Roman" w:hAnsi="Times New Roman"/>
+          <w:color w:val="000000"/>
+          <w:sz w:val="24"/>
+        </w:rPr>
+        <w:t xml:space="preserve"> </w:t>
+      </w:r>
+      <w:r>
+        <w:rPr>
+          <w:rFonts w:ascii="Times New Roman" w:hAnsi="Times New Roman"/>
+          <w:color w:val="000000"/>
+          <w:sz w:val="24"/>
+        </w:rPr>
+        <w:t>Святого</w:t>
+      </w:r>
+      <w:r>
+        <w:rPr>
+          <w:rFonts w:ascii="Times New Roman" w:hAnsi="Times New Roman"/>
+          <w:color w:val="000000"/>
+          <w:sz w:val="24"/>
+        </w:rPr>
+        <w:t xml:space="preserve"> </w:t>
+      </w:r>
+      <w:r>
+        <w:rPr>
+          <w:rFonts w:ascii="Times New Roman" w:hAnsi="Times New Roman"/>
+          <w:color w:val="000000"/>
+          <w:sz w:val="24"/>
+        </w:rPr>
+        <w:t>Духа,</w:t>
+      </w:r>
+      <w:r>
+        <w:rPr>
+          <w:rFonts w:ascii="Times New Roman" w:hAnsi="Times New Roman"/>
+          <w:color w:val="000000"/>
+          <w:sz w:val="24"/>
+        </w:rPr>
+        <w:t xml:space="preserve"> </w:t>
+      </w:r>
+      <w:r>
+        <w:rPr>
+          <w:rFonts w:ascii="Times New Roman" w:hAnsi="Times New Roman"/>
+          <w:color w:val="000000"/>
+          <w:sz w:val="24"/>
+        </w:rPr>
+        <w:t>нині</w:t>
+      </w:r>
+      <w:r>
+        <w:rPr>
+          <w:rFonts w:ascii="Times New Roman" w:hAnsi="Times New Roman"/>
+          <w:color w:val="000000"/>
+          <w:sz w:val="24"/>
+        </w:rPr>
+        <w:t xml:space="preserve"> </w:t>
+      </w:r>
+      <w:r>
+        <w:rPr>
+          <w:rFonts w:ascii="Times New Roman" w:hAnsi="Times New Roman"/>
+          <w:color w:val="000000"/>
+          <w:sz w:val="24"/>
+        </w:rPr>
+        <w:t>і</w:t>
+      </w:r>
+      <w:r>
+        <w:rPr>
+          <w:rFonts w:ascii="Times New Roman" w:hAnsi="Times New Roman"/>
+          <w:color w:val="000000"/>
+          <w:sz w:val="24"/>
+        </w:rPr>
+        <w:t xml:space="preserve"> </w:t>
+      </w:r>
+      <w:r>
+        <w:rPr>
+          <w:rFonts w:ascii="Times New Roman" w:hAnsi="Times New Roman"/>
+          <w:color w:val="000000"/>
+          <w:sz w:val="24"/>
+        </w:rPr>
+        <w:t>повсякчас,</w:t>
+      </w:r>
+      <w:r>
+        <w:rPr>
+          <w:rFonts w:ascii="Times New Roman" w:hAnsi="Times New Roman"/>
+          <w:color w:val="000000"/>
+          <w:sz w:val="24"/>
+        </w:rPr>
+        <w:t xml:space="preserve"> </w:t>
+      </w:r>
+      <w:r>
+        <w:rPr>
+          <w:rFonts w:ascii="Times New Roman" w:hAnsi="Times New Roman"/>
+          <w:color w:val="000000"/>
+          <w:sz w:val="24"/>
+        </w:rPr>
+        <w:t>і</w:t>
+      </w:r>
+      <w:r>
+        <w:rPr>
+          <w:rFonts w:ascii="Times New Roman" w:hAnsi="Times New Roman"/>
+          <w:color w:val="000000"/>
+          <w:sz w:val="24"/>
+        </w:rPr>
+        <w:t xml:space="preserve"> </w:t>
+      </w:r>
+      <w:r>
+        <w:rPr>
+          <w:rFonts w:ascii="Times New Roman" w:hAnsi="Times New Roman"/>
+          <w:color w:val="000000"/>
+          <w:sz w:val="24"/>
+        </w:rPr>
+        <w:t>на</w:t>
+      </w:r>
+      <w:r>
+        <w:rPr>
+          <w:rFonts w:ascii="Times New Roman" w:hAnsi="Times New Roman"/>
+          <w:color w:val="000000"/>
+          <w:sz w:val="24"/>
+        </w:rPr>
+        <w:t xml:space="preserve"> </w:t>
+      </w:r>
+      <w:r>
+        <w:rPr>
+          <w:rFonts w:ascii="Times New Roman" w:hAnsi="Times New Roman"/>
+          <w:color w:val="000000"/>
+          <w:sz w:val="24"/>
+        </w:rPr>
+        <w:t>віки</w:t>
+      </w:r>
+      <w:r>
+        <w:rPr>
+          <w:rFonts w:ascii="Times New Roman" w:hAnsi="Times New Roman"/>
+          <w:color w:val="000000"/>
+          <w:sz w:val="24"/>
+        </w:rPr>
+        <w:t xml:space="preserve"> </w:t>
+      </w:r>
+      <w:r>
+        <w:rPr>
+          <w:rFonts w:ascii="Times New Roman" w:hAnsi="Times New Roman"/>
+          <w:color w:val="000000"/>
+          <w:sz w:val="24"/>
+        </w:rPr>
+        <w:t>віків.</w:t>
       </w:r>
     </w:p>
     <w:p>
@@ -10754,7 +11404,7 @@
           <w:szCs w:val="24"/>
           <w:rtl w:val="0"/>
         </w:rPr>
-        <w:t xml:space="preserve">Мене залічено до тих, що сходять у яму.* Я став як чоловік, що допомоги не має.</w:t>
+        <w:t>Мене залічено до тих, що сходять у яму.* Я став як людина, що допомоги не має.</w:t>
       </w:r>
     </w:p>
     <w:p>
@@ -12225,7 +12875,7 @@
           <w:szCs w:val="24"/>
           <w:rtl w:val="0"/>
         </w:rPr>
-        <w:t xml:space="preserve"> Господи, Боже наш! Ти за покаяння дарував людям відпущення, нам же, як образ пізнання і визнання гріхів, показав покаяння і прощення пророка Давида. Тож, Владико, помилуй з великої милости твоєї нас, що в чимало великих гріхів впали, і по багатстві ласк твоїх очисти беззаконня наші, бо перед тобою згрішили ми, Господи, що невідомі й таємні речі серця людського знаєш, і єдиний ти маєш владу прощати гріхи. Серце ж чисте вчини в нас і Духом владичним утверди нас, і радість спасіння твого яви нам. Не відкинь нас від лиця твого, але дозволь, як Добрий і Чоловіколюбець, аж до останнього нашого віддиху появляти тобі жертву справедливости й приноси на святих твоїх жертовниках, милістю і ласками і чоловіколюб'ям єдинородного Сина твого, з яким ти є благословенний з пресвятим, добрим і животворящим твоїм Духом, нині й повсякчас, і на віки віків. Амінь.</w:t>
+        <w:t xml:space="preserve"> Господи, Боже наш! Ти за покаяння дарував людям відпущення, нам же, як образ пізнання і визнання гріхів, показав покаяння і прощення пророка Давида. Тож, Владико, помилуй з великої милости твоєї нас, що в чимало великих гріхів впали, і по багатстві ласк твоїх очисти беззаконня наші, бо перед тобою згрішили ми, Господи, що невідомі й таємні речі серця людського знаєш, і єдиний ти маєш владу прощати гріхи. Серце ж чисте вчини в нас і Духом владичним утверди нас, і радість спасіння твого яви нам. Не відкинь нас від лиця твого, але дозволь, як Добрий і Людинолюбець, аж до останнього нашого віддиху появляти тобі жертву справедливости й приноси на святих твоїх жертовниках, милістю і ласками і людинолюб'ям єдинородного Сина твого, з яким ти є благословенний з пресвятим, добрим і животворящим твоїм Духом, нині й повсякчас, і на віки віків. Амінь.</w:t>
       </w:r>
     </w:p>
     <w:p>
@@ -13990,7 +14640,7 @@
           <w:szCs w:val="24"/>
           <w:rtl w:val="0"/>
         </w:rPr>
-        <w:t xml:space="preserve">Славний апостол Лука уловив невірних, як рибу,* і аж до кінців світу навчив кланятися тобі, Христе Боже, з Отцем і Духом.* Ти, єдиний милостивий і чоловіколюбець,* заради нього утверди Церкву твою* і пошли вірним твоє благословення.</w:t>
+        <w:t>Славний апостол Лука уловив невірних, як рибу,* і аж до кінців світу навчив кланятися тобі, Христе Боже, з Отцем і Духом.* Ти, єдиний милостивий і людинаолюбець,* заради нього утверди Церкву твою* і пошли вірним твоє благословення.</w:t>
       </w:r>
     </w:p>
     <w:p>
@@ -16072,34 +16722,465 @@
     </w:p>
     <w:p>
       <w:pPr>
-        <w:spacing w:after="120" w:lineRule="auto"/>
-        <w:rPr/>
-      </w:pPr>
-      <w:r>
-        <w:rPr>
-          <w:rFonts w:ascii="Times New Roman" w:cs="Times New Roman" w:eastAsia="Times New Roman" w:hAnsi="Times New Roman"/>
-          <w:i w:val="1"/>
-          <w:color w:val="ff0000"/>
-          <w:sz w:val="24"/>
-          <w:szCs w:val="24"/>
-          <w:rtl w:val="0"/>
-        </w:rPr>
-        <w:t xml:space="preserve">Священик:</w:t>
-      </w:r>
-      <w:r>
-        <w:rPr>
-          <w:rFonts w:ascii="Times New Roman" w:cs="Times New Roman" w:eastAsia="Times New Roman" w:hAnsi="Times New Roman"/>
-          <w:color w:val="000000"/>
-          <w:sz w:val="24"/>
-          <w:szCs w:val="24"/>
-          <w:rtl w:val="0"/>
-        </w:rPr>
-        <w:t xml:space="preserve"> Бо Ти святий єси, Боже наш, і в святині перебуваєш, і ми Тобі славу віддаємо: Отцю, і Сину, і Святому Духові, нині і повсякчас, і на віки віків.</w:t>
-      </w:r>
-      <w:r>
-        <w:rPr>
-          <w:rtl w:val="0"/>
-        </w:rPr>
+        <w:pStyle w:val="Normal"/>
+        <w:spacing w:after="120"/>
+      </w:pPr>
+      <w:r>
+        <w:rPr>
+          <w:rFonts w:ascii="Times New Roman" w:hAnsi="Times New Roman"/>
+          <w:i/>
+          <w:color w:val="FF0000"/>
+          <w:sz w:val="24"/>
+        </w:rPr>
+        <w:t>Священик:</w:t>
+      </w:r>
+      <w:r>
+        <w:rPr>
+          <w:rFonts w:ascii="Times New Roman" w:hAnsi="Times New Roman"/>
+          <w:color w:val="000000"/>
+          <w:sz w:val="24"/>
+        </w:rPr>
+        <w:t xml:space="preserve"> </w:t>
+      </w:r>
+      <w:r>
+        <w:rPr>
+          <w:rFonts w:ascii="Times New Roman" w:hAnsi="Times New Roman"/>
+          <w:color w:val="000000"/>
+          <w:sz w:val="24"/>
+        </w:rPr>
+        <w:t>Бо</w:t>
+      </w:r>
+      <w:r>
+        <w:rPr>
+          <w:rFonts w:ascii="Times New Roman" w:hAnsi="Times New Roman"/>
+          <w:color w:val="000000"/>
+          <w:sz w:val="24"/>
+        </w:rPr>
+        <w:t xml:space="preserve"> </w:t>
+      </w:r>
+      <w:r>
+        <w:rPr>
+          <w:rFonts w:ascii="Times New Roman" w:hAnsi="Times New Roman"/>
+          <w:color w:val="000000"/>
+          <w:sz w:val="24"/>
+        </w:rPr>
+        <w:t>Ти</w:t>
+      </w:r>
+      <w:r>
+        <w:rPr>
+          <w:rFonts w:ascii="Times New Roman" w:hAnsi="Times New Roman"/>
+          <w:color w:val="000000"/>
+          <w:sz w:val="24"/>
+        </w:rPr>
+        <w:t xml:space="preserve"> </w:t>
+      </w:r>
+      <w:r>
+        <w:rPr>
+          <w:rFonts w:ascii="Times New Roman" w:hAnsi="Times New Roman"/>
+          <w:color w:val="000000"/>
+          <w:sz w:val="24"/>
+        </w:rPr>
+        <w:t>святий</w:t>
+      </w:r>
+      <w:r>
+        <w:rPr>
+          <w:rFonts w:ascii="Times New Roman" w:hAnsi="Times New Roman"/>
+          <w:color w:val="000000"/>
+          <w:sz w:val="24"/>
+        </w:rPr>
+        <w:t xml:space="preserve"> </w:t>
+      </w:r>
+      <w:r>
+        <w:rPr>
+          <w:rFonts w:ascii="Times New Roman" w:hAnsi="Times New Roman"/>
+          <w:color w:val="000000"/>
+          <w:sz w:val="24"/>
+        </w:rPr>
+        <w:t>єси,</w:t>
+      </w:r>
+      <w:r>
+        <w:rPr>
+          <w:rFonts w:ascii="Times New Roman" w:hAnsi="Times New Roman"/>
+          <w:color w:val="000000"/>
+          <w:sz w:val="24"/>
+        </w:rPr>
+        <w:t xml:space="preserve"> </w:t>
+      </w:r>
+      <w:r>
+        <w:rPr>
+          <w:rFonts w:ascii="Times New Roman" w:hAnsi="Times New Roman"/>
+          <w:color w:val="000000"/>
+          <w:sz w:val="24"/>
+        </w:rPr>
+        <w:t>Боже</w:t>
+      </w:r>
+      <w:r>
+        <w:rPr>
+          <w:rFonts w:ascii="Times New Roman" w:hAnsi="Times New Roman"/>
+          <w:color w:val="000000"/>
+          <w:sz w:val="24"/>
+        </w:rPr>
+        <w:t xml:space="preserve"> </w:t>
+      </w:r>
+      <w:r>
+        <w:rPr>
+          <w:rFonts w:ascii="Times New Roman" w:hAnsi="Times New Roman"/>
+          <w:color w:val="000000"/>
+          <w:sz w:val="24"/>
+        </w:rPr>
+        <w:t>наш,</w:t>
+      </w:r>
+      <w:r>
+        <w:rPr>
+          <w:rFonts w:ascii="Times New Roman" w:hAnsi="Times New Roman"/>
+          <w:color w:val="000000"/>
+          <w:sz w:val="24"/>
+        </w:rPr>
+        <w:t xml:space="preserve"> </w:t>
+      </w:r>
+      <w:r>
+        <w:rPr>
+          <w:rFonts w:ascii="Times New Roman" w:hAnsi="Times New Roman"/>
+          <w:color w:val="000000"/>
+          <w:sz w:val="24"/>
+        </w:rPr>
+        <w:t>і</w:t>
+      </w:r>
+      <w:r>
+        <w:rPr>
+          <w:rFonts w:ascii="Times New Roman" w:hAnsi="Times New Roman"/>
+          <w:color w:val="000000"/>
+          <w:sz w:val="24"/>
+        </w:rPr>
+        <w:t xml:space="preserve"> </w:t>
+      </w:r>
+      <w:r>
+        <w:rPr>
+          <w:rFonts w:ascii="Times New Roman" w:hAnsi="Times New Roman"/>
+          <w:color w:val="000000"/>
+          <w:sz w:val="24"/>
+        </w:rPr>
+        <w:t>в</w:t>
+      </w:r>
+      <w:r>
+        <w:rPr>
+          <w:rFonts w:ascii="Times New Roman" w:hAnsi="Times New Roman"/>
+          <w:color w:val="000000"/>
+          <w:sz w:val="24"/>
+        </w:rPr>
+        <w:t xml:space="preserve"> </w:t>
+      </w:r>
+      <w:r>
+        <w:rPr>
+          <w:rFonts w:ascii="Times New Roman" w:hAnsi="Times New Roman"/>
+          <w:color w:val="000000"/>
+          <w:sz w:val="24"/>
+        </w:rPr>
+        <w:t>святині</w:t>
+      </w:r>
+      <w:r>
+        <w:rPr>
+          <w:rFonts w:ascii="Times New Roman" w:hAnsi="Times New Roman"/>
+          <w:color w:val="000000"/>
+          <w:sz w:val="24"/>
+        </w:rPr>
+        <w:t xml:space="preserve"> </w:t>
+      </w:r>
+      <w:r>
+        <w:rPr>
+          <w:rFonts w:ascii="Times New Roman" w:hAnsi="Times New Roman"/>
+          <w:color w:val="000000"/>
+          <w:sz w:val="24"/>
+        </w:rPr>
+        <w:t>перебуваєш,</w:t>
+      </w:r>
+      <w:r>
+        <w:rPr>
+          <w:rFonts w:ascii="Times New Roman" w:hAnsi="Times New Roman"/>
+          <w:color w:val="000000"/>
+          <w:sz w:val="24"/>
+        </w:rPr>
+        <w:t xml:space="preserve"> </w:t>
+      </w:r>
+      <w:r>
+        <w:rPr>
+          <w:rFonts w:ascii="Times New Roman" w:hAnsi="Times New Roman"/>
+          <w:color w:val="000000"/>
+          <w:sz w:val="24"/>
+        </w:rPr>
+        <w:t>і</w:t>
+      </w:r>
+      <w:r>
+        <w:rPr>
+          <w:rFonts w:ascii="Times New Roman" w:hAnsi="Times New Roman"/>
+          <w:color w:val="000000"/>
+          <w:sz w:val="24"/>
+        </w:rPr>
+        <w:t xml:space="preserve"> </w:t>
+      </w:r>
+      <w:r>
+        <w:rPr>
+          <w:rFonts w:ascii="Times New Roman" w:hAnsi="Times New Roman"/>
+          <w:color w:val="000000"/>
+          <w:sz w:val="24"/>
+        </w:rPr>
+        <w:t>ми</w:t>
+      </w:r>
+      <w:r>
+        <w:rPr>
+          <w:rFonts w:ascii="Times New Roman" w:hAnsi="Times New Roman"/>
+          <w:color w:val="000000"/>
+          <w:sz w:val="24"/>
+        </w:rPr>
+        <w:t xml:space="preserve"> </w:t>
+      </w:r>
+      <w:r>
+        <w:rPr>
+          <w:rFonts w:ascii="Times New Roman" w:hAnsi="Times New Roman"/>
+          <w:color w:val="000000"/>
+          <w:sz w:val="24"/>
+        </w:rPr>
+        <w:t>Тобі</w:t>
+      </w:r>
+      <w:r>
+        <w:rPr>
+          <w:rFonts w:ascii="Times New Roman" w:hAnsi="Times New Roman"/>
+          <w:color w:val="000000"/>
+          <w:sz w:val="24"/>
+        </w:rPr>
+        <w:t xml:space="preserve"> </w:t>
+      </w:r>
+      <w:r>
+        <w:rPr>
+          <w:rFonts w:ascii="Times New Roman" w:hAnsi="Times New Roman"/>
+          <w:color w:val="000000"/>
+          <w:sz w:val="24"/>
+        </w:rPr>
+        <w:t>славу</w:t>
+      </w:r>
+      <w:r>
+        <w:rPr>
+          <w:rFonts w:ascii="Times New Roman" w:hAnsi="Times New Roman"/>
+          <w:color w:val="000000"/>
+          <w:sz w:val="24"/>
+        </w:rPr>
+        <w:t xml:space="preserve"> </w:t>
+      </w:r>
+      <w:r>
+        <w:rPr>
+          <w:rFonts w:ascii="Times New Roman" w:hAnsi="Times New Roman"/>
+          <w:color w:val="000000"/>
+          <w:sz w:val="24"/>
+        </w:rPr>
+        <w:t>віддаємо:</w:t>
+      </w:r>
+      <w:r>
+        <w:rPr>
+          <w:rFonts w:ascii="Times New Roman" w:hAnsi="Times New Roman"/>
+          <w:color w:val="000000"/>
+          <w:sz w:val="24"/>
+        </w:rPr>
+        <w:t xml:space="preserve"> </w:t>
+      </w:r>
+      <w:r>
+        <w:rPr>
+          <w:rFonts w:ascii="Times New Roman" w:hAnsi="Times New Roman"/>
+          <w:color w:val="000000"/>
+          <w:sz w:val="24"/>
+        </w:rPr>
+        <w:t>Отцю,</w:t>
+      </w:r>
+      <w:r>
+        <w:rPr>
+          <w:rFonts w:ascii="Times New Roman" w:hAnsi="Times New Roman"/>
+          <w:color w:val="000000"/>
+          <w:sz w:val="24"/>
+        </w:rPr>
+        <w:t xml:space="preserve"> </w:t>
+      </w:r>
+      <w:r>
+        <w:rPr>
+          <w:rFonts w:ascii="Times New Roman" w:hAnsi="Times New Roman"/>
+          <w:color w:val="000000"/>
+          <w:sz w:val="24"/>
+        </w:rPr>
+        <w:t>і</w:t>
+      </w:r>
+      <w:r>
+        <w:rPr>
+          <w:rFonts w:ascii="Times New Roman" w:hAnsi="Times New Roman"/>
+          <w:color w:val="000000"/>
+          <w:sz w:val="24"/>
+        </w:rPr>
+        <w:t xml:space="preserve"> </w:t>
+      </w:r>
+      <w:r>
+        <w:rPr>
+          <w:rFonts w:ascii="Times New Roman" w:hAnsi="Times New Roman"/>
+          <w:color w:val="000000"/>
+          <w:sz w:val="24"/>
+        </w:rPr>
+        <w:t>Сину,</w:t>
+      </w:r>
+      <w:r>
+        <w:rPr>
+          <w:rFonts w:ascii="Times New Roman" w:hAnsi="Times New Roman"/>
+          <w:color w:val="000000"/>
+          <w:sz w:val="24"/>
+        </w:rPr>
+        <w:t xml:space="preserve"> </w:t>
+      </w:r>
+      <w:r>
+        <w:rPr>
+          <w:rFonts w:ascii="Times New Roman" w:hAnsi="Times New Roman"/>
+          <w:color w:val="000000"/>
+          <w:sz w:val="24"/>
+        </w:rPr>
+        <w:t>і</w:t>
+      </w:r>
+      <w:r>
+        <w:rPr>
+          <w:rFonts w:ascii="Times New Roman" w:hAnsi="Times New Roman"/>
+          <w:color w:val="000000"/>
+          <w:sz w:val="24"/>
+        </w:rPr>
+        <w:t xml:space="preserve"> </w:t>
+      </w:r>
+      <w:r>
+        <w:rPr>
+          <w:rFonts w:ascii="Times New Roman" w:hAnsi="Times New Roman"/>
+          <w:color w:val="000000"/>
+          <w:sz w:val="24"/>
+        </w:rPr>
+        <w:t>Святому</w:t>
+      </w:r>
+      <w:r>
+        <w:rPr>
+          <w:rFonts w:ascii="Times New Roman" w:hAnsi="Times New Roman"/>
+          <w:color w:val="000000"/>
+          <w:sz w:val="24"/>
+        </w:rPr>
+        <w:t xml:space="preserve"> </w:t>
+      </w:r>
+      <w:r>
+        <w:rPr>
+          <w:rFonts w:ascii="Times New Roman" w:hAnsi="Times New Roman"/>
+          <w:color w:val="000000"/>
+          <w:sz w:val="24"/>
+        </w:rPr>
+        <w:t>Духові,</w:t>
+      </w:r>
+      <w:r>
+        <w:rPr>
+          <w:rFonts w:ascii="Times New Roman" w:hAnsi="Times New Roman"/>
+          <w:color w:val="000000"/>
+          <w:sz w:val="24"/>
+        </w:rPr>
+        <w:t xml:space="preserve"> </w:t>
+      </w:r>
+      <w:r>
+        <w:rPr>
+          <w:rFonts w:ascii="Times New Roman" w:hAnsi="Times New Roman"/>
+          <w:color w:val="000000"/>
+          <w:sz w:val="24"/>
+        </w:rPr>
+        <w:t>нині</w:t>
+      </w:r>
+      <w:r>
+        <w:rPr>
+          <w:rFonts w:ascii="Times New Roman" w:hAnsi="Times New Roman"/>
+          <w:color w:val="000000"/>
+          <w:sz w:val="24"/>
+        </w:rPr>
+        <w:t xml:space="preserve"> </w:t>
+      </w:r>
+      <w:r>
+        <w:rPr>
+          <w:rFonts w:ascii="Times New Roman" w:hAnsi="Times New Roman"/>
+          <w:color w:val="000000"/>
+          <w:sz w:val="24"/>
+        </w:rPr>
+        <w:t>і</w:t>
+      </w:r>
+      <w:r>
+        <w:rPr>
+          <w:rFonts w:ascii="Times New Roman" w:hAnsi="Times New Roman"/>
+          <w:color w:val="000000"/>
+          <w:sz w:val="24"/>
+        </w:rPr>
+        <w:t xml:space="preserve"> </w:t>
+      </w:r>
+      <w:r>
+        <w:rPr>
+          <w:rFonts w:ascii="Times New Roman" w:hAnsi="Times New Roman"/>
+          <w:color w:val="000000"/>
+          <w:sz w:val="24"/>
+        </w:rPr>
+        <w:t>повсякчас,</w:t>
+      </w:r>
+      <w:r>
+        <w:rPr>
+          <w:rFonts w:ascii="Times New Roman" w:hAnsi="Times New Roman"/>
+          <w:color w:val="000000"/>
+          <w:sz w:val="24"/>
+        </w:rPr>
+        <w:t xml:space="preserve"> </w:t>
+      </w:r>
+      <w:r>
+        <w:rPr>
+          <w:rFonts w:ascii="Times New Roman" w:hAnsi="Times New Roman"/>
+          <w:color w:val="000000"/>
+          <w:sz w:val="24"/>
+        </w:rPr>
+        <w:t>і</w:t>
+      </w:r>
+      <w:r>
+        <w:rPr>
+          <w:rFonts w:ascii="Times New Roman" w:hAnsi="Times New Roman"/>
+          <w:color w:val="000000"/>
+          <w:sz w:val="24"/>
+        </w:rPr>
+        <w:t xml:space="preserve"> </w:t>
+      </w:r>
+      <w:r>
+        <w:rPr>
+          <w:rFonts w:ascii="Times New Roman" w:hAnsi="Times New Roman"/>
+          <w:color w:val="000000"/>
+          <w:sz w:val="24"/>
+        </w:rPr>
+        <w:t>на</w:t>
+      </w:r>
+      <w:r>
+        <w:rPr>
+          <w:rFonts w:ascii="Times New Roman" w:hAnsi="Times New Roman"/>
+          <w:color w:val="000000"/>
+          <w:sz w:val="24"/>
+        </w:rPr>
+        <w:t xml:space="preserve"> </w:t>
+      </w:r>
+      <w:r>
+        <w:rPr>
+          <w:rFonts w:ascii="Times New Roman" w:hAnsi="Times New Roman"/>
+          <w:color w:val="000000"/>
+          <w:sz w:val="24"/>
+        </w:rPr>
+        <w:t>віки</w:t>
+      </w:r>
+      <w:r>
+        <w:rPr>
+          <w:rFonts w:ascii="Times New Roman" w:hAnsi="Times New Roman"/>
+          <w:color w:val="000000"/>
+          <w:sz w:val="24"/>
+        </w:rPr>
+        <w:t xml:space="preserve"> </w:t>
+      </w:r>
+      <w:r>
+        <w:rPr>
+          <w:rFonts w:ascii="Times New Roman" w:hAnsi="Times New Roman"/>
+          <w:color w:val="000000"/>
+          <w:sz w:val="24"/>
+        </w:rPr>
+        <w:t>віків.</w:t>
       </w:r>
     </w:p>
     <w:p>
@@ -17461,7 +18542,7 @@
           <w:u w:val="single"/>
           <w:rtl w:val="0"/>
         </w:rPr>
-        <w:t xml:space="preserve">[Господи, Боже наш! Ти за покаяння дарував людям відпущення, нам же, як образ пізнання і визнання гріхів, показав покаяння і прощення пророка Давида. Тож, Владико, помилуй з великої милости твоєї нас, що в чимало великих гріхів впали, і по багатстві ласк твоїх очисти беззаконня наші, бо перед тобою згрішили ми, Господи, що невідомі й таємні речі серця людського знаєш, і єдиний ти маєш владу прощати гріхи. Серце ж чисте вчини в нас і Духом владичним утверди нас, і радість спасіння твого яви нам. Не відкинь нас від лиця твого, але дозволь, як Добрий і Чоловіколюбець, аж до останнього нашого віддиху появляти тобі жертву справедливости й приноси на святих твоїх жертовниках]</w:t>
+        <w:t>[Господи, Боже наш! Ти за покаяння дарував людям відпущення, нам же, як образ пізнання і визнання гріхів, показав покаяння і прощення пророка Давида. Тож, Владико, помилуй з великої милости твоєї нас, що в чимало великих гріхів впали, і по багатстві ласк твоїх очисти беззаконня наші, бо перед тобою згрішили ми, Господи, що невідомі й таємні речі серця людського знаєш, і єдиний ти маєш владу прощати гріхи. Серце ж чисте вчини в нас і Духом владичним утверди нас, і радість спасіння твого яви нам. Не відкинь нас від лиця твого, але дозволь, як Добрий і Людинолюбець, аж до останнього нашого віддиху появляти тобі жертву справедливости й приноси на святих твоїх жертовниках]</w:t>
       </w:r>
       <w:r>
         <w:rPr>
@@ -24784,7 +25865,7 @@
           <w:szCs w:val="24"/>
           <w:rtl w:val="0"/>
         </w:rPr>
-        <w:t xml:space="preserve"> Господи святий, ти на висоті живеш і всевидючим оком твоїм споглядаєш на всяке створіння! Перед тобою схилили ми голови, душі й тіла, і молимося до тебе, Святий святих: Простягни руку твою невидиму від святого житла твого і благослови всіх нас; а якщо ми де в чому згрішили добровільно чи недобровільно, як добрий і чоловіколюбний Бог, прости і даруй нам земні й небесні добра твої:</w:t>
+        <w:t xml:space="preserve"> Господи святий, ти на висоті живеш і всевидючим оком твоїм споглядаєш на всяке створіння! Перед тобою схилили ми голови, душі й тіла, і молимося до тебе, Святий святих: Простягни руку твою невидиму від святого житла твого і благослови всіх нас; а якщо ми де в чому згрішили добровільно чи недобровільно, як добрий і людинолюбний Бог, прости і даруй нам земні й небесні добра твої:</w:t>
       </w:r>
     </w:p>
     <w:p>

--- a/flow/20230914_vu_template/drafts/2024-10-g/18-ПТ-ап. Луки.docx
+++ b/flow/20230914_vu_template/drafts/2024-10-g/18-ПТ-ап. Луки.docx
@@ -5138,7 +5138,7 @@
           <w:szCs w:val="24"/>
           <w:rtl w:val="0"/>
         </w:rPr>
-        <w:t xml:space="preserve"> Хто ж тебе не прославлятиме, Пресвята Діво?* Або хто не оспівуватиме твого пречистого Різдва?* Син бо єдинородний, що предвічно засяяв від Отця,* той вийшов з тебе, Чиста, воплотившись несказанно.* Бувши з природи Богом, став задля нас правдивим людинаом;* неподільний на дві особи,* але пізнавальний у двох незлитих природах.* Його моли, чиста Всеблаженна,* щоб помилував душі наші.</w:t>
+        <w:t xml:space="preserve"> Хто ж тебе не прославлятиме, Пресвята Діво?* Або хто не оспівуватиме твого пречистого Різдва?* Син бо єдинородний, що предвічно засяяв від Отця,* той вийшов з тебе, Чиста, воплотившись несказанно.* Бувши з природи Богом, став задля нас правдивим чоловіком;* неподільний на дві особи,* але пізнавальний у двох незлитих природах.* Його моли, чиста Всеблаженна,* щоб помилував душі наші.</w:t>
       </w:r>
     </w:p>
     <w:p>
@@ -14640,7 +14640,7 @@
           <w:szCs w:val="24"/>
           <w:rtl w:val="0"/>
         </w:rPr>
-        <w:t>Славний апостол Лука уловив невірних, як рибу,* і аж до кінців світу навчив кланятися тобі, Христе Боже, з Отцем і Духом.* Ти, єдиний милостивий і людинаолюбець,* заради нього утверди Церкву твою* і пошли вірним твоє благословення.</w:t>
+        <w:t>Славний апостол Лука уловив невірних, як рибу,* і аж до кінців світу навчив кланятися тобі, Христе Боже, з Отцем і Духом.* Ти, єдиний милостивий і людинолюбний,* заради нього утверди Церкву твою* і пошли вірним твоє благословення.</w:t>
       </w:r>
     </w:p>
     <w:p>
